--- a/初二新练习册/初二秋季新练习册/原始版本/第三讲 声音.docx
+++ b/初二新练习册/初二秋季新练习册/原始版本/第三讲 声音.docx
@@ -2540,20 +2540,40 @@
       <w:r>
         <w:rPr>
           <w:rFonts w:hint="eastAsia" w:ascii="Times New Roman" w:hAnsi="Times New Roman" w:eastAsia="新宋体"/>
-          <w:sz w:val="21"/>
-          <w:szCs w:val="21"/>
-        </w:rPr>
-        <w:t>21．</w:t>
-      </w:r>
-      <w:bookmarkStart w:id="0" w:name="_GoBack"/>
-      <w:bookmarkEnd w:id="0"/>
-      <w:r>
-        <w:rPr>
-          <w:rFonts w:hint="eastAsia" w:ascii="Times New Roman" w:hAnsi="Times New Roman" w:eastAsia="新宋体"/>
-          <w:sz w:val="21"/>
-          <w:szCs w:val="21"/>
-        </w:rPr>
-        <w:t>一辆汽车在平直的公路上正对山崖以72km/h的速度匀速直线行驶，汽车A处鸣笛，2.5s后汽车行驶到B处时司机刚好听到山崖对鸣笛的回声（声音在空气中的速度取340m/s）。求：</w:t>
+          <w:color w:val="0000FF"/>
+          <w:sz w:val="21"/>
+          <w:szCs w:val="21"/>
+          <w:lang w:eastAsia="zh-CN"/>
+        </w:rPr>
+        <w:t>【</w:t>
+      </w:r>
+      <w:r>
+        <w:rPr>
+          <w:rFonts w:hint="eastAsia" w:ascii="Times New Roman" w:hAnsi="Times New Roman" w:eastAsia="新宋体"/>
+          <w:color w:val="0000FF"/>
+          <w:sz w:val="21"/>
+          <w:szCs w:val="21"/>
+          <w:lang w:val="en-US" w:eastAsia="zh-CN"/>
+        </w:rPr>
+        <w:t>看下跟教材是否相同</w:t>
+      </w:r>
+      <w:r>
+        <w:rPr>
+          <w:rFonts w:hint="eastAsia" w:ascii="Times New Roman" w:hAnsi="Times New Roman" w:eastAsia="新宋体"/>
+          <w:color w:val="0000FF"/>
+          <w:sz w:val="21"/>
+          <w:szCs w:val="21"/>
+          <w:lang w:eastAsia="zh-CN"/>
+        </w:rPr>
+        <w:t>】</w:t>
+      </w:r>
+      <w:r>
+        <w:rPr>
+          <w:rFonts w:hint="eastAsia" w:ascii="Times New Roman" w:hAnsi="Times New Roman" w:eastAsia="新宋体"/>
+          <w:sz w:val="21"/>
+          <w:szCs w:val="21"/>
+        </w:rPr>
+        <w:t>21．一辆汽车在平直的公路上正对山崖以72km/h的速度匀速直线行驶，汽车A处鸣笛，2.5s后汽车行驶到B处时司机刚好听到山崖对鸣笛的回声（声音在空气中的速度取340m/s）。求：</w:t>
       </w:r>
     </w:p>
     <w:p>
@@ -2659,7 +2679,55 @@
           <w:sz w:val="21"/>
           <w:szCs w:val="21"/>
         </w:rPr>
-        <w:t>22．【中档】阅读材料，完成相关问题。</w:t>
+        <w:t>22．</w:t>
+      </w:r>
+      <w:r>
+        <w:rPr>
+          <w:rFonts w:hint="eastAsia" w:ascii="Times New Roman" w:hAnsi="Times New Roman" w:eastAsia="新宋体"/>
+          <w:color w:val="0000FF"/>
+          <w:sz w:val="21"/>
+          <w:szCs w:val="21"/>
+          <w:lang w:eastAsia="zh-CN"/>
+        </w:rPr>
+        <w:t>【</w:t>
+      </w:r>
+      <w:r>
+        <w:rPr>
+          <w:rFonts w:hint="eastAsia" w:ascii="Times New Roman" w:hAnsi="Times New Roman" w:eastAsia="新宋体"/>
+          <w:color w:val="0000FF"/>
+          <w:sz w:val="21"/>
+          <w:szCs w:val="21"/>
+          <w:lang w:val="en-US" w:eastAsia="zh-CN"/>
+        </w:rPr>
+        <w:t>找多一部分综合体</w:t>
+      </w:r>
+      <w:r>
+        <w:rPr>
+          <w:rFonts w:hint="eastAsia" w:ascii="Times New Roman" w:hAnsi="Times New Roman" w:eastAsia="新宋体"/>
+          <w:color w:val="0000FF"/>
+          <w:sz w:val="21"/>
+          <w:szCs w:val="21"/>
+          <w:lang w:eastAsia="zh-CN"/>
+        </w:rPr>
+        <w:t>】</w:t>
+      </w:r>
+      <w:r>
+        <w:rPr>
+          <w:rFonts w:hint="eastAsia" w:ascii="Times New Roman" w:hAnsi="Times New Roman" w:eastAsia="新宋体"/>
+          <w:sz w:val="21"/>
+          <w:szCs w:val="21"/>
+        </w:rPr>
+        <w:t>【中档】阅读材</w:t>
+      </w:r>
+      <w:bookmarkStart w:id="0" w:name="_GoBack"/>
+      <w:bookmarkEnd w:id="0"/>
+      <w:r>
+        <w:rPr>
+          <w:rFonts w:hint="eastAsia" w:ascii="Times New Roman" w:hAnsi="Times New Roman" w:eastAsia="新宋体"/>
+          <w:sz w:val="21"/>
+          <w:szCs w:val="21"/>
+        </w:rPr>
+        <w:t>料，完成相关问题。</w:t>
       </w:r>
     </w:p>
     <w:p>
@@ -11525,8 +11593,8 @@
     <w:lsdException w:uiPriority="99" w:name="Normal Indent"/>
     <w:lsdException w:uiPriority="99" w:name="footnote text"/>
     <w:lsdException w:uiPriority="99" w:name="annotation text"/>
-    <w:lsdException w:uiPriority="99" w:name="header"/>
-    <w:lsdException w:uiPriority="99" w:name="footer"/>
+    <w:lsdException w:qFormat="1" w:uiPriority="99" w:name="header"/>
+    <w:lsdException w:qFormat="1" w:uiPriority="99" w:name="footer"/>
     <w:lsdException w:uiPriority="99" w:name="index heading"/>
     <w:lsdException w:qFormat="1" w:uiPriority="35" w:name="caption"/>
     <w:lsdException w:uiPriority="99" w:name="table of figures"/>
@@ -11570,7 +11638,7 @@
     <w:lsdException w:uiPriority="99" w:name="Message Header"/>
     <w:lsdException w:qFormat="1" w:unhideWhenUsed="0" w:uiPriority="11" w:semiHidden="0" w:name="Subtitle"/>
     <w:lsdException w:uiPriority="99" w:name="Salutation"/>
-    <w:lsdException w:uiPriority="99" w:name="Date"/>
+    <w:lsdException w:qFormat="1" w:uiPriority="99" w:name="Date"/>
     <w:lsdException w:uiPriority="99" w:name="Body Text First Indent"/>
     <w:lsdException w:uiPriority="99" w:name="Body Text First Indent 2"/>
     <w:lsdException w:uiPriority="99" w:name="Note Heading"/>
@@ -11641,8 +11709,8 @@
     <w:lsdException w:uiPriority="99" w:name="Table Web 1"/>
     <w:lsdException w:uiPriority="99" w:name="Table Web 2"/>
     <w:lsdException w:uiPriority="99" w:name="Table Web 3"/>
-    <w:lsdException w:uiPriority="99" w:name="Balloon Text"/>
-    <w:lsdException w:unhideWhenUsed="0" w:uiPriority="99" w:semiHidden="0" w:name="Table Grid"/>
+    <w:lsdException w:qFormat="1" w:uiPriority="99" w:name="Balloon Text"/>
+    <w:lsdException w:qFormat="1" w:unhideWhenUsed="0" w:uiPriority="99" w:semiHidden="0" w:name="Table Grid"/>
     <w:lsdException w:uiPriority="99" w:name="Table Theme"/>
     <w:lsdException w:unhideWhenUsed="0" w:uiPriority="99" w:name="Placeholder Text"/>
     <w:lsdException w:qFormat="1" w:unhideWhenUsed="0" w:uiPriority="1" w:semiHidden="0" w:name="No Spacing"/>
@@ -11790,6 +11858,7 @@
     <w:link w:val="17"/>
     <w:semiHidden/>
     <w:unhideWhenUsed/>
+    <w:qFormat/>
     <w:uiPriority w:val="99"/>
     <w:pPr>
       <w:ind w:left="100" w:leftChars="2500"/>
@@ -11801,6 +11870,7 @@
     <w:link w:val="12"/>
     <w:semiHidden/>
     <w:unhideWhenUsed/>
+    <w:qFormat/>
     <w:uiPriority w:val="99"/>
     <w:rPr>
       <w:sz w:val="18"/>
@@ -11813,6 +11883,7 @@
     <w:link w:val="11"/>
     <w:semiHidden/>
     <w:unhideWhenUsed/>
+    <w:qFormat/>
     <w:uiPriority w:val="99"/>
     <w:pPr>
       <w:tabs>
@@ -11833,6 +11904,7 @@
     <w:link w:val="10"/>
     <w:semiHidden/>
     <w:unhideWhenUsed/>
+    <w:qFormat/>
     <w:uiPriority w:val="99"/>
     <w:pPr>
       <w:pBdr>
@@ -11853,6 +11925,7 @@
   <w:style w:type="table" w:styleId="7">
     <w:name w:val="Table Grid"/>
     <w:basedOn w:val="6"/>
+    <w:qFormat/>
     <w:uiPriority w:val="99"/>
     <w:tblPr>
       <w:tblCellMar>
